--- a/actividades/03-relaciona-photoshop-mejoramiento/Photoshop_Mejoramiento_de_imagenes.docx
+++ b/actividades/03-relaciona-photoshop-mejoramiento/Photoshop_Mejoramiento_de_imagenes.docx
@@ -2,42 +2,30 @@
 <file path=word/document.xml><?xml version="1.0" encoding="utf-8"?>
 <w:document xmlns:w="http://schemas.openxmlformats.org/wordprocessingml/2006/main" xmlns:m="http://schemas.openxmlformats.org/officeDocument/2006/math" xmlns:r="http://schemas.openxmlformats.org/officeDocument/2006/relationships" xmlns:o="urn:schemas-microsoft-com:office:office" xmlns:v="urn:schemas-microsoft-com:vml" xmlns:w10="urn:schemas-microsoft-com:office:word" xmlns:a="http://schemas.openxmlformats.org/drawingml/2006/main" xmlns:pic="http://schemas.openxmlformats.org/drawingml/2006/picture" xmlns:wp="http://schemas.openxmlformats.org/drawingml/2006/wordprocessingDrawing">
   <w:body>
+    <w:bookmarkStart w:id="51" w:name="Xc738cda0211b2dcd42a2f18a9059cfb5f459045"/>
     <w:p>
       <w:pPr>
         <w:pStyle w:val="Title"/>
       </w:pPr>
       <w:r>
-        <w:t xml:space="preserve">Mejoramiento</w:t>
-      </w:r>
-      <w:r>
-        <w:t xml:space="preserve"> </w:t>
-      </w:r>
-      <w:r>
-        <w:t xml:space="preserve">de</w:t>
-      </w:r>
-      <w:r>
-        <w:t xml:space="preserve"> </w:t>
-      </w:r>
-      <w:r>
-        <w:t xml:space="preserve">imágenes</w:t>
-      </w:r>
-      <w:r>
-        <w:t xml:space="preserve"> </w:t>
-      </w:r>
-      <w:r>
-        <w:t xml:space="preserve">con</w:t>
-      </w:r>
-      <w:r>
-        <w:t xml:space="preserve"> </w:t>
-      </w:r>
-      <w:r>
-        <w:t xml:space="preserve">herramientas</w:t>
-      </w:r>
-      <w:r>
-        <w:t xml:space="preserve"> </w:t>
-      </w:r>
-      <w:r>
-        <w:t xml:space="preserve">digitales</w:t>
+        <w:t xml:space="preserve">Algoritmos de mejoramiento de imagen en Photoshop</w:t>
+      </w:r>
+    </w:p>
+    <w:p>
+      <w:pPr>
+        <w:pStyle w:val="Subtitle"/>
+      </w:pPr>
+      <w:r>
+        <w:t xml:space="preserve">Mejoramiento de imágenes con herramientas digitales</w:t>
+      </w:r>
+    </w:p>
+    <w:bookmarkStart w:id="20" w:name="equipo"/>
+    <w:p>
+      <w:pPr>
+        <w:pStyle w:val="Heading2"/>
+      </w:pPr>
+      <w:r>
+        <w:t xml:space="preserve">Equipo</w:t>
       </w:r>
     </w:p>
     <w:p>
@@ -45,93 +33,35 @@
         <w:pStyle w:val="FirstParagraph"/>
       </w:pPr>
       <w:r>
-        <w:t xml:space="preserve">Visión computacional para imágenes y video · Grupo 10</w:t>
-      </w:r>
-    </w:p>
-    <w:bookmarkStart w:id="20" w:name="X307911e850d0e9ecade3fcb7753387854296660"/>
-    <w:p>
-      <w:pPr>
-        <w:pStyle w:val="Heading1"/>
-      </w:pPr>
-      <w:r>
-        <w:t xml:space="preserve">Mejoramiento de imágenes con herramientas digitales</w:t>
-      </w:r>
-    </w:p>
-    <w:p>
-      <w:pPr>
-        <w:pStyle w:val="FirstParagraph"/>
-      </w:pPr>
-      <w:r>
-        <w:t xml:space="preserve">Del ruido y la poca luz a una imagen apta para el análisis: técnicas equivalentes a Adobe Photoshop</w:t>
-      </w:r>
-    </w:p>
-    <w:p>
-      <w:pPr>
-        <w:pStyle w:val="BodyText"/>
-      </w:pPr>
-      <w:r>
-        <w:rPr>
-          <w:bCs/>
-          <w:b/>
-        </w:rPr>
-        <w:t xml:space="preserve">Integrantes:</w:t>
+        <w:t xml:space="preserve">Alejandro José Martínez Ubeda | A01797775</w:t>
       </w:r>
       <w:r>
         <w:br/>
       </w:r>
       <w:r>
-        <w:t xml:space="preserve">Diego Falcón Costilla</w:t>
-      </w:r>
-    </w:p>
-    <w:p>
-      <w:pPr>
-        <w:pStyle w:val="BodyText"/>
-      </w:pPr>
-      <w:r>
-        <w:rPr>
-          <w:bCs/>
-          <w:b/>
-        </w:rPr>
-        <w:t xml:space="preserve">Fecha:</w:t>
-      </w:r>
-      <w:r>
-        <w:t xml:space="preserve"> </w:t>
-      </w:r>
-      <w:r>
-        <w:t xml:space="preserve">septiembre de 2026</w:t>
-      </w:r>
-    </w:p>
-    <w:p>
-      <w:pPr>
-        <w:pStyle w:val="BodyText"/>
-      </w:pPr>
-      <w:r>
-        <w:rPr>
-          <w:bCs/>
-          <w:b/>
-        </w:rPr>
-        <w:t xml:space="preserve">Entrega:</w:t>
-      </w:r>
-      <w:r>
-        <w:t xml:space="preserve"> </w:t>
-      </w:r>
-      <w:r>
-        <w:t xml:space="preserve">PDF con imágenes, histogramas y reflexión + archivo comprimido con el código</w:t>
+        <w:t xml:space="preserve">Ana Bonavides Aguilar | A01423281</w:t>
+      </w:r>
+      <w:r>
+        <w:br/>
+      </w:r>
+      <w:r>
+        <w:t xml:space="preserve">Diego Falcón Costilla | A01139580</w:t>
+      </w:r>
+      <w:r>
+        <w:br/>
+      </w:r>
+      <w:r>
+        <w:t xml:space="preserve">José Andrés Orantes Guillén | A01174130</w:t>
       </w:r>
     </w:p>
     <w:bookmarkEnd w:id="20"/>
     <w:bookmarkStart w:id="21" w:name="introducción-y-herramienta-utilizada"/>
     <w:p>
-      <w:r>
-        <w:br w:type="page"/>
-      </w:r>
-    </w:p>
-    <w:p>
       <w:pPr>
         <w:pStyle w:val="Heading2"/>
       </w:pPr>
       <w:r>
-        <w:t xml:space="preserve">1. Introducción y herramienta utilizada</w:t>
+        <w:t xml:space="preserve">Introducción y herramienta utilizada</w:t>
       </w:r>
     </w:p>
     <w:p>
@@ -139,23 +69,7 @@
         <w:pStyle w:val="FirstParagraph"/>
       </w:pPr>
       <w:r>
-        <w:t xml:space="preserve">El pre-procesamiento no solo hace que una fotografía se vea mejor para las personas: también determina qué tan bien puede analizarla un algoritmo. En este trabajo se toma una imagen real con</w:t>
-      </w:r>
-      <w:r>
-        <w:t xml:space="preserve"> </w:t>
-      </w:r>
-      <w:r>
-        <w:rPr>
-          <w:bCs/>
-          <w:b/>
-        </w:rPr>
-        <w:t xml:space="preserve">iluminación deficiente y ruido</w:t>
-      </w:r>
-      <w:r>
-        <w:t xml:space="preserve"> </w:t>
-      </w:r>
-      <w:r>
-        <w:t xml:space="preserve">(una calle de Hong Kong de noche, fotografiada con sensibilidad ISO alta) y se le aplican cuatro técnicas de mejoramiento. Después se comparan la imagen y los histogramas antes y después, y se comprueba con un detector de bordes si el resultado resulta más útil para un sistema de visión artificial.</w:t>
+        <w:t xml:space="preserve">El pre-procesamiento no solo hace que una fotografía se vea mejor para las personas: también determina qué tan bien puede analizarla un algoritmo. En este trabajo se toma una imagen real con iluminación deficiente y ruido (una calle de Hong Kong de noche, fotografiada con sensibilidad ISO alta) y se le aplican cuatro técnicas de mejoramiento. Después se comparan la imagen y los histogramas antes y después, y se comprueba con un detector de bordes si el resultado resulta más útil para un sistema de visión artificial.</w:t>
       </w:r>
     </w:p>
     <w:p>
@@ -266,17 +180,7 @@
               <w:jc w:val="left"/>
             </w:pPr>
             <w:r>
-              <w:t xml:space="preserve">Medias no locales (</w:t>
-            </w:r>
-            <w:r>
-              <w:rPr>
-                <w:iCs/>
-                <w:i/>
-              </w:rPr>
-              <w:t xml:space="preserve">Non-Local Means</w:t>
-            </w:r>
-            <w:r>
-              <w:t xml:space="preserve">, OpenCV)</w:t>
+              <w:t xml:space="preserve">Medias no locales (Non-Local Means, OpenCV)</w:t>
             </w:r>
           </w:p>
         </w:tc>
@@ -381,14 +285,7 @@
               <w:jc w:val="left"/>
             </w:pPr>
             <w:r>
-              <w:rPr>
-                <w:iCs/>
-                <w:i/>
-              </w:rPr>
-              <w:t xml:space="preserve">Unsharp masking</w:t>
-            </w:r>
-            <w:r>
-              <w:t xml:space="preserve">: g = f + cantidad·(f − desenfoque gaussiano de f)</w:t>
+              <w:t xml:space="preserve">Unsharp masking: g = f + cantidad·(f − desenfoque gaussiano de f)</w:t>
             </w:r>
           </w:p>
         </w:tc>
@@ -430,7 +327,7 @@
         <w:pStyle w:val="Heading2"/>
       </w:pPr>
       <w:r>
-        <w:t xml:space="preserve">2. Parte 1. Observa y analiza</w:t>
+        <w:t xml:space="preserve">Parte 1. Observa y analiza</w:t>
       </w:r>
     </w:p>
     <w:p>
@@ -438,20 +335,7 @@
         <w:pStyle w:val="FirstParagraph"/>
       </w:pPr>
       <w:r>
-        <w:t xml:space="preserve">El gráfico resumen de la actividad plantea un flujo</w:t>
-      </w:r>
-      <w:r>
-        <w:t xml:space="preserve"> </w:t>
-      </w:r>
-      <w:r>
-        <w:rPr>
-          <w:bCs/>
-          <w:b/>
-        </w:rPr>
-        <w:t xml:space="preserve">captura de imagen → pre-procesamiento → mejoramiento → análisis visual</w:t>
-      </w:r>
-      <w:r>
-        <w:t xml:space="preserve">. Con los resultados de la parte práctica se responde a las tres preguntas de reflexión.</w:t>
+        <w:t xml:space="preserve">El gráfico resumen de la actividad plantea un flujo captura de imagen → pre-procesamiento → mejoramiento → análisis visual. Con los resultados de la parte práctica se responde a las tres preguntas de reflexión.</w:t>
       </w:r>
     </w:p>
     <w:bookmarkStart w:id="22" w:name="X9a42f6f06f47ffd6db9d7765ef23f72902db1f3"/>
@@ -468,23 +352,7 @@
         <w:pStyle w:val="FirstParagraph"/>
       </w:pPr>
       <w:r>
-        <w:t xml:space="preserve">La iluminación fija cuántos fotones llegan al sensor y, con ello, la relación señal-ruido. En la fotografía nocturna elegida el histograma se apila contra el negro: el</w:t>
-      </w:r>
-      <w:r>
-        <w:t xml:space="preserve"> </w:t>
-      </w:r>
-      <w:r>
-        <w:rPr>
-          <w:bCs/>
-          <w:b/>
-        </w:rPr>
-        <w:t xml:space="preserve">26.6 % de los píxeles</w:t>
-      </w:r>
-      <w:r>
-        <w:t xml:space="preserve"> </w:t>
-      </w:r>
-      <w:r>
-        <w:t xml:space="preserve">vale 8 o menos (de 255) y el brillo medio es de solo 43.4. La cámara compensó la poca luz subiendo la sensibilidad, y esa ganancia también amplifica el ruido del sensor: se estima un ruido de σ ≈ 3.85 niveles. La poca luz reduce el contraste útil y encarece el ruido, dos problemas distintos que hay que atender por separado.</w:t>
+        <w:t xml:space="preserve">La iluminación fija cuántos fotones llegan al sensor y, con ello, la relación señal-ruido. En la fotografía nocturna elegida el histograma se apila contra el negro: el 26.6 % de los píxeles vale 8 o menos (de 255) y el brillo medio es de solo 43.4. La cámara compensó la poca luz subiendo la sensibilidad, y esa ganancia también amplifica el ruido del sensor: se estima un ruido de σ ≈ 3.85 niveles. La poca luz reduce el contraste útil y encarece el ruido, dos problemas distintos que hay que atender por separado.</w:t>
       </w:r>
     </w:p>
     <w:bookmarkEnd w:id="22"/>
@@ -502,7 +370,7 @@
         <w:pStyle w:val="FirstParagraph"/>
       </w:pPr>
       <w:r>
-        <w:t xml:space="preserve">Los algoritmos de análisis suponen que la información que buscan (bordes, texturas, formas) es visible en los datos. Si las sombras están comprimidas cerca del negro, los bordes de los edificios no superan los umbrales de un detector; si hay ruido, aparecen bordes que no existen. En la sección 4 se cuantifica: con los umbrales de Canny fijos, la imagen original solo registra el 7.5 % de píxeles de borde, porque gran parte de la escena está demasiado oscura, mientras que una versión aclarada pero sin reducir el ruido llega al 23.8 %, en gran parte bordes falsos.</w:t>
+        <w:t xml:space="preserve">Los algoritmos de análisis suponen que la información que buscan (bordes, texturas, formas) es visible en los datos. Si las sombras están comprimidas cerca del negro, los bordes de los edificios no superan los umbrales de un detector; si hay ruido, aparecen bordes que no existen. Más adelante, en «¿Importa el orden?», se cuantifica: con los umbrales de Canny fijos, la imagen original solo registra el 7.5 % de píxeles de borde, porque gran parte de la escena está demasiado oscura, mientras que una versión aclarada pero sin reducir el ruido llega al 23.8 %, en gran parte bordes falsos.</w:t>
       </w:r>
     </w:p>
     <w:bookmarkEnd w:id="23"/>
@@ -531,7 +399,7 @@
         <w:pStyle w:val="Heading2"/>
       </w:pPr>
       <w:r>
-        <w:t xml:space="preserve">3. Parte 2. Edición y análisis de la imagen</w:t>
+        <w:t xml:space="preserve">Parte 2. Edición y análisis de la imagen</w:t>
       </w:r>
     </w:p>
     <w:p>
@@ -549,55 +417,7 @@
         <w:t xml:space="preserve"> </w:t>
       </w:r>
       <w:r>
-        <w:t xml:space="preserve">«Stewart Road at night (high-ISO version)», Wan Chai, Hong Kong (Wilfredor, 2013), fotografía con licencia CC0 tomada con una cámara Nikon D300. Es una escena con tres problemas reales a la vez:</w:t>
-      </w:r>
-      <w:r>
-        <w:t xml:space="preserve"> </w:t>
-      </w:r>
-      <w:r>
-        <w:rPr>
-          <w:iCs/>
-          <w:i/>
-        </w:rPr>
-        <w:t xml:space="preserve">poca luz</w:t>
-      </w:r>
-      <w:r>
-        <w:t xml:space="preserve"> </w:t>
-      </w:r>
-      <w:r>
-        <w:t xml:space="preserve">(zonas casi negras),</w:t>
-      </w:r>
-      <w:r>
-        <w:t xml:space="preserve"> </w:t>
-      </w:r>
-      <w:r>
-        <w:rPr>
-          <w:iCs/>
-          <w:i/>
-        </w:rPr>
-        <w:t xml:space="preserve">ruido de sensor</w:t>
-      </w:r>
-      <w:r>
-        <w:t xml:space="preserve"> </w:t>
-      </w:r>
-      <w:r>
-        <w:t xml:space="preserve">y</w:t>
-      </w:r>
-      <w:r>
-        <w:t xml:space="preserve"> </w:t>
-      </w:r>
-      <w:r>
-        <w:rPr>
-          <w:iCs/>
-          <w:i/>
-        </w:rPr>
-        <w:t xml:space="preserve">bajo contraste local</w:t>
-      </w:r>
-      <w:r>
-        <w:t xml:space="preserve"> </w:t>
-      </w:r>
-      <w:r>
-        <w:t xml:space="preserve">en las fachadas. Se redujo a 1400 px de ancho para trabajar. La imagen original y la procesada se guardan como</w:t>
+        <w:t xml:space="preserve">«Stewart Road at night (high-ISO version)», Wan Chai, Hong Kong (Wilfredor, 2013), fotografía con licencia CC0 tomada con una cámara Nikon D300. Es una escena con tres problemas reales a la vez: poca luz (zonas casi negras), ruido de sensor y bajo contraste local en las fachadas. Se redujo a 1400 px de ancho para trabajar. La imagen original y la procesada se guardan como</w:t>
       </w:r>
       <w:r>
         <w:t xml:space="preserve"> </w:t>
@@ -634,7 +454,7 @@
       <w:r>
         <w:drawing>
           <wp:inline>
-            <wp:extent cx="6400800" cy="2103120"/>
+            <wp:extent cx="5753100" cy="1890304"/>
             <wp:effectExtent b="0" l="0" r="0" t="0"/>
             <wp:docPr descr="Figura 1. Imagen original (izquierda) e imagen mejorada con las cuatro técnicas (derecha)." title="" id="1" name="Picture"/>
             <a:graphic>
@@ -655,7 +475,7 @@
                   <pic:spPr bwMode="auto">
                     <a:xfrm>
                       <a:off x="0" y="0"/>
-                      <a:ext cx="6400800" cy="2103120"/>
+                      <a:ext cx="5753100" cy="1890304"/>
                     </a:xfrm>
                     <a:prstGeom prst="rect">
                       <a:avLst/>
@@ -710,17 +530,7 @@
         <w:pStyle w:val="Compact"/>
       </w:pPr>
       <w:r>
-        <w:rPr>
-          <w:bCs/>
-          <w:b/>
-        </w:rPr>
-        <w:t xml:space="preserve">Reducir ruido</w:t>
-      </w:r>
-      <w:r>
-        <w:t xml:space="preserve"> </w:t>
-      </w:r>
-      <w:r>
-        <w:t xml:space="preserve">(medias no locales). Promedia parches de la imagen que se parecen entre sí, incluso lejanos, de modo que el ruido, que es aleatorio, se cancela y las estructuras repetidas se conservan mejor que con un desenfoque simple.</w:t>
+        <w:t xml:space="preserve">Reducir ruido (medias no locales). Promedia parches de la imagen que se parecen entre sí, incluso lejanos, de modo que el ruido, que es aleatorio, se cancela y las estructuras repetidas se conservan mejor que con un desenfoque simple.</w:t>
       </w:r>
     </w:p>
     <w:p>
@@ -796,7 +606,7 @@
       <w:r>
         <w:drawing>
           <wp:inline>
-            <wp:extent cx="6400800" cy="1211034"/>
+            <wp:extent cx="5753100" cy="1088489"/>
             <wp:effectExtent b="0" l="0" r="0" t="0"/>
             <wp:docPr descr="Figura 2. Recorte ampliado de una misma región después de cada técnica. El rótulo de neón y la fachada oscura muestran el efecto acumulado." title="" id="1" name="Picture"/>
             <a:graphic>
@@ -817,7 +627,7 @@
                   <pic:spPr bwMode="auto">
                     <a:xfrm>
                       <a:off x="0" y="0"/>
-                      <a:ext cx="6400800" cy="1211034"/>
+                      <a:ext cx="5753100" cy="1088489"/>
                     </a:xfrm>
                     <a:prstGeom prst="rect">
                       <a:avLst/>
@@ -871,7 +681,7 @@
       <w:r>
         <w:drawing>
           <wp:inline>
-            <wp:extent cx="6400800" cy="1772529"/>
+            <wp:extent cx="5753100" cy="1593166"/>
             <wp:effectExtent b="0" l="0" r="0" t="0"/>
             <wp:docPr descr="Figura 3. Histograma de la imagen (gris, luminancia; líneas de color, canales R, G y B) antes y después del procesamiento, con la misma escala vertical." title="" id="1" name="Picture"/>
             <a:graphic>
@@ -892,7 +702,7 @@
                   <pic:spPr bwMode="auto">
                     <a:xfrm>
                       <a:off x="0" y="0"/>
-                      <a:ext cx="6400800" cy="1772529"/>
+                      <a:ext cx="5753100" cy="1593166"/>
                     </a:xfrm>
                     <a:prstGeom prst="rect">
                       <a:avLst/>
@@ -944,23 +754,7 @@
         <w:t xml:space="preserve"> </w:t>
       </w:r>
       <w:r>
-        <w:t xml:space="preserve">los tres canales forman un pico estrecho pegado al negro (entre 0 y 30 aproximadamente) con una cola muy larga y casi vacía hacia las luces; el 26.6 % de los píxeles es negro casi puro. El pico del canal azul está algo desplazado hacia valores mayores (cerca de 8 frente a cerca de 3 en rojo y verde), lo que da una ligera dominante fría en las sombras.</w:t>
-      </w:r>
-      <w:r>
-        <w:t xml:space="preserve"> </w:t>
-      </w:r>
-      <w:r>
-        <w:rPr>
-          <w:bCs/>
-          <w:b/>
-        </w:rPr>
-        <w:t xml:space="preserve">Después:</w:t>
-      </w:r>
-      <w:r>
-        <w:t xml:space="preserve"> </w:t>
-      </w:r>
-      <w:r>
-        <w:t xml:space="preserve">la masa se desplaza y se extiende hasta cerca de 120–150, el porcentaje de negros baja a 4.2 % y aparece una pequeña barra en 255 (1.30 % de píxeles saturados, frente a 0.39 % antes), señal de que los neones y la farola quedaron algo más quemados. El aspecto dentado del histograma final es normal tras estirar un histograma: los niveles se reparten con huecos.</w:t>
+        <w:t xml:space="preserve">los tres canales forman un pico estrecho pegado al negro (entre 0 y 30 aproximadamente) con una cola muy larga y casi vacía hacia las luces; el 26.6 % de los píxeles es negro casi puro. El pico del canal azul está algo desplazado hacia valores mayores (cerca de 8 frente a cerca de 3 en rojo y verde), lo que da una ligera dominante fría en las sombras. Después: la masa se desplaza y se extiende hasta cerca de 120–150, el porcentaje de negros baja a 4.2 % y aparece una pequeña barra en 255 (1.30 % de píxeles saturados, frente a 0.39 % antes), señal de que los neones y la farola quedaron algo más quemados. El aspecto dentado del histograma final es normal tras estirar un histograma: los niveles se reparten con huecos.</w:t>
       </w:r>
     </w:p>
     <w:p>
@@ -970,7 +764,7 @@
       <w:r>
         <w:drawing>
           <wp:inline>
-            <wp:extent cx="6400800" cy="1054249"/>
+            <wp:extent cx="5753100" cy="947569"/>
             <wp:effectExtent b="0" l="0" r="0" t="0"/>
             <wp:docPr descr="Figura 4. Histograma de la luminancia y de los canales tras cada etapa." title="" id="1" name="Picture"/>
             <a:graphic>
@@ -991,7 +785,7 @@
                   <pic:spPr bwMode="auto">
                     <a:xfrm>
                       <a:off x="0" y="0"/>
-                      <a:ext cx="6400800" cy="1054249"/>
+                      <a:ext cx="5753100" cy="947569"/>
                     </a:xfrm>
                     <a:prstGeom prst="rect">
                       <a:avLst/>
@@ -1764,7 +1558,7 @@
         <w:pStyle w:val="Heading2"/>
       </w:pPr>
       <w:r>
-        <w:t xml:space="preserve">4. ¿Importa el orden? Efecto sobre un sistema de visión artificial</w:t>
+        <w:t xml:space="preserve">¿Importa el orden? Efecto sobre un sistema de visión artificial</w:t>
       </w:r>
     </w:p>
     <w:p>
@@ -1782,7 +1576,7 @@
       <w:r>
         <w:drawing>
           <wp:inline>
-            <wp:extent cx="6400800" cy="2560320"/>
+            <wp:extent cx="5753100" cy="2301240"/>
             <wp:effectExtent b="0" l="0" r="0" t="0"/>
             <wp:docPr descr="Figura 5. Arriba: la misma región con cada variante. Abajo: bordes de Canny con los mismos umbrales." title="" id="1" name="Picture"/>
             <a:graphic>
@@ -1803,7 +1597,7 @@
                   <pic:spPr bwMode="auto">
                     <a:xfrm>
                       <a:off x="0" y="0"/>
-                      <a:ext cx="6400800" cy="2560320"/>
+                      <a:ext cx="5753100" cy="2301240"/>
                     </a:xfrm>
                     <a:prstGeom prst="rect">
                       <a:avLst/>
@@ -2271,23 +2065,7 @@
         <w:t xml:space="preserve"> </w:t>
       </w:r>
       <w:r>
-        <w:t xml:space="preserve">Aclarar sin reducir el ruido es la peor opción: el ruido llega a σ = 16.31 (más de cuatro veces el original) y Canny devuelve 8 264 fragmentos de borde, casi todos falsos. Reducir el ruido</w:t>
-      </w:r>
-      <w:r>
-        <w:t xml:space="preserve"> </w:t>
-      </w:r>
-      <w:r>
-        <w:rPr>
-          <w:iCs/>
-          <w:i/>
-        </w:rPr>
-        <w:t xml:space="preserve">antes</w:t>
-      </w:r>
-      <w:r>
-        <w:t xml:space="preserve"> </w:t>
-      </w:r>
-      <w:r>
-        <w:t xml:space="preserve">de tocar niveles y contraste da σ = 5.53, una SNR de 14.5 y 3 545 componentes, frente a σ = 7.10 y 5 301 cuando se reduce después. La razón es que el ruido es más fácil de separar de la señal mientras la imagen aún es oscura y de bajo contraste, y que cada etapa posterior lo amplifica.</w:t>
+        <w:t xml:space="preserve">Aclarar sin reducir el ruido es la peor opción: el ruido llega a σ = 16.31 (más de cuatro veces el original) y Canny devuelve 8 264 fragmentos de borde, casi todos falsos. Reducir el ruido antes de tocar niveles y contraste da σ = 5.53, una SNR de 14.5 y 3 545 componentes, frente a σ = 7.10 y 5 301 cuando se reduce después. La razón es que el ruido es más fácil de separar de la señal mientras la imagen aún es oscura y de bajo contraste, y que cada etapa posterior lo amplifica.</w:t>
       </w:r>
     </w:p>
     <w:p>
@@ -2305,39 +2083,7 @@
         <w:t xml:space="preserve"> </w:t>
       </w:r>
       <w:r>
-        <w:t xml:space="preserve">La imagen original tiene</w:t>
-      </w:r>
-      <w:r>
-        <w:t xml:space="preserve"> </w:t>
-      </w:r>
-      <w:r>
-        <w:rPr>
-          <w:iCs/>
-          <w:i/>
-        </w:rPr>
-        <w:t xml:space="preserve">menos</w:t>
-      </w:r>
-      <w:r>
-        <w:t xml:space="preserve"> </w:t>
-      </w:r>
-      <w:r>
-        <w:t xml:space="preserve">bordes detectados (7.5 %) que las mejoradas (12.0 % con la cadena elegida) no porque sea más limpia, sino porque sus fachadas están demasiado oscuras para superar el umbral: la mejora</w:t>
-      </w:r>
-      <w:r>
-        <w:t xml:space="preserve"> </w:t>
-      </w:r>
-      <w:r>
-        <w:rPr>
-          <w:iCs/>
-          <w:i/>
-        </w:rPr>
-        <w:t xml:space="preserve">descubre</w:t>
-      </w:r>
-      <w:r>
-        <w:t xml:space="preserve"> </w:t>
-      </w:r>
-      <w:r>
-        <w:t xml:space="preserve">estructura real. Además, el porcentaje de componentes muy pequeños (menos de 6 px) no mejora con la cadena elegida (29.6 % frente a 18.1 % de la original): el suavizado del ruido también fragmenta algunos bordes reales. No hay una cadena perfecta; hay compromisos.</w:t>
+        <w:t xml:space="preserve">La imagen original tiene menos bordes detectados (7.5 %) que las mejoradas (12.0 % con la cadena elegida) no porque sea más limpia, sino porque sus fachadas están demasiado oscuras para superar el umbral: la mejora descubre estructura real. Además, el porcentaje de componentes muy pequeños (menos de 6 px) no mejora con la cadena elegida (29.6 % frente a 18.1 % de la original): el suavizado del ruido también fragmenta algunos bordes reales. No hay una cadena perfecta; hay compromisos.</w:t>
       </w:r>
     </w:p>
     <w:bookmarkEnd w:id="35"/>
@@ -2347,7 +2093,7 @@
         <w:pStyle w:val="Heading2"/>
       </w:pPr>
       <w:r>
-        <w:t xml:space="preserve">5. Parte 3. Reflexión y documentación</w:t>
+        <w:t xml:space="preserve">Parte 3. Reflexión y documentación</w:t>
       </w:r>
     </w:p>
     <w:bookmarkStart w:id="36" w:name="qué-técnicas-se-aplicaron"/>
@@ -2441,7 +2187,7 @@
     </w:p>
     <w:bookmarkEnd w:id="40"/>
     <w:bookmarkEnd w:id="41"/>
-    <w:bookmarkStart w:id="42" w:name="referencias"/>
+    <w:bookmarkStart w:id="50" w:name="referencias"/>
     <w:p>
       <w:pPr>
         <w:pStyle w:val="Heading2"/>
@@ -2468,8 +2214,19 @@
         <w:t xml:space="preserve">Photoshop user guide</w:t>
       </w:r>
       <w:r>
-        <w:t xml:space="preserve">. https://helpx.adobe.com/photoshop/user-guide.html</w:t>
-      </w:r>
+        <w:t xml:space="preserve">.</w:t>
+      </w:r>
+      <w:r>
+        <w:t xml:space="preserve"> </w:t>
+      </w:r>
+      <w:hyperlink r:id="rId42">
+        <w:r>
+          <w:rPr>
+            <w:rStyle w:val="Hyperlink"/>
+          </w:rPr>
+          <w:t xml:space="preserve">https://helpx.adobe.com/photoshop/user-guide.html</w:t>
+        </w:r>
+      </w:hyperlink>
     </w:p>
     <w:p>
       <w:pPr>
@@ -2513,8 +2270,19 @@
         <w:t xml:space="preserve"> </w:t>
       </w:r>
       <w:r>
-        <w:t xml:space="preserve">(Vol. 2, pp. 60–65). IEEE. https://doi.org/10.1109/CVPR.2005.38</w:t>
-      </w:r>
+        <w:t xml:space="preserve">(Vol. 2, pp. 60–65). IEEE.</w:t>
+      </w:r>
+      <w:r>
+        <w:t xml:space="preserve"> </w:t>
+      </w:r>
+      <w:hyperlink r:id="rId43">
+        <w:r>
+          <w:rPr>
+            <w:rStyle w:val="Hyperlink"/>
+          </w:rPr>
+          <w:t xml:space="preserve">https://doi.org/10.1109/CVPR.2005.38</w:t>
+        </w:r>
+      </w:hyperlink>
     </w:p>
     <w:p>
       <w:pPr>
@@ -2534,8 +2302,19 @@
         <w:t xml:space="preserve">IEEE Transactions on Pattern Analysis and Machine Intelligence, PAMI-8</w:t>
       </w:r>
       <w:r>
-        <w:t xml:space="preserve">(6), 679–698. https://doi.org/10.1109/TPAMI.1986.4767851</w:t>
-      </w:r>
+        <w:t xml:space="preserve">(6), 679–698.</w:t>
+      </w:r>
+      <w:r>
+        <w:t xml:space="preserve"> </w:t>
+      </w:r>
+      <w:hyperlink r:id="rId44">
+        <w:r>
+          <w:rPr>
+            <w:rStyle w:val="Hyperlink"/>
+          </w:rPr>
+          <w:t xml:space="preserve">https://doi.org/10.1109/TPAMI.1986.4767851</w:t>
+        </w:r>
+      </w:hyperlink>
     </w:p>
     <w:p>
       <w:pPr>
@@ -2555,8 +2334,19 @@
         <w:t xml:space="preserve">Biometrika, 81</w:t>
       </w:r>
       <w:r>
-        <w:t xml:space="preserve">(3), 425–455. https://doi.org/10.1093/biomet/81.3.425</w:t>
-      </w:r>
+        <w:t xml:space="preserve">(3), 425–455.</w:t>
+      </w:r>
+      <w:r>
+        <w:t xml:space="preserve"> </w:t>
+      </w:r>
+      <w:hyperlink r:id="rId45">
+        <w:r>
+          <w:rPr>
+            <w:rStyle w:val="Hyperlink"/>
+          </w:rPr>
+          <w:t xml:space="preserve">https://doi.org/10.1093/biomet/81.3.425</w:t>
+        </w:r>
+      </w:hyperlink>
     </w:p>
     <w:p>
       <w:pPr>
@@ -2600,8 +2390,19 @@
         <w:t xml:space="preserve">Histogram equalization</w:t>
       </w:r>
       <w:r>
-        <w:t xml:space="preserve">. https://docs.opencv.org/4.x/d5/daf/tutorial_py_histogram_equalization.html</w:t>
-      </w:r>
+        <w:t xml:space="preserve">.</w:t>
+      </w:r>
+      <w:r>
+        <w:t xml:space="preserve"> </w:t>
+      </w:r>
+      <w:hyperlink r:id="rId46">
+        <w:r>
+          <w:rPr>
+            <w:rStyle w:val="Hyperlink"/>
+          </w:rPr>
+          <w:t xml:space="preserve">https://docs.opencv.org/4.x/d5/daf/tutorial_py_histogram_equalization.html</w:t>
+        </w:r>
+      </w:hyperlink>
     </w:p>
     <w:p>
       <w:pPr>
@@ -2621,8 +2422,19 @@
         <w:t xml:space="preserve">PeerJ, 2</w:t>
       </w:r>
       <w:r>
-        <w:t xml:space="preserve">, e453. https://doi.org/10.7717/peerj.453</w:t>
-      </w:r>
+        <w:t xml:space="preserve">, e453.</w:t>
+      </w:r>
+      <w:r>
+        <w:t xml:space="preserve"> </w:t>
+      </w:r>
+      <w:hyperlink r:id="rId47">
+        <w:r>
+          <w:rPr>
+            <w:rStyle w:val="Hyperlink"/>
+          </w:rPr>
+          <w:t xml:space="preserve">https://doi.org/10.7717/peerj.453</w:t>
+        </w:r>
+      </w:hyperlink>
     </w:p>
     <w:p>
       <w:pPr>
@@ -2645,8 +2457,19 @@
         <w:t xml:space="preserve"> </w:t>
       </w:r>
       <w:r>
-        <w:t xml:space="preserve">[Fotografía; CC0]. Wikimedia Commons. https://commons.wikimedia.org/wiki/File:Hong_Kong_in_night_(noise_version).jpg</w:t>
-      </w:r>
+        <w:t xml:space="preserve">[Fotografía; CC0]. Wikimedia Commons.</w:t>
+      </w:r>
+      <w:r>
+        <w:t xml:space="preserve"> </w:t>
+      </w:r>
+      <w:hyperlink r:id="rId48">
+        <w:r>
+          <w:rPr>
+            <w:rStyle w:val="Hyperlink"/>
+          </w:rPr>
+          <w:t xml:space="preserve">https://commons.wikimedia.org/wiki/File:Hong_Kong_in_night_(noise_version).jpg</w:t>
+        </w:r>
+      </w:hyperlink>
     </w:p>
     <w:p>
       <w:pPr>
@@ -2672,10 +2495,29 @@
         <w:t xml:space="preserve">(pp. 474–485). Academic Press.</w:t>
       </w:r>
     </w:p>
-    <w:bookmarkEnd w:id="42"/>
+    <w:bookmarkStart w:id="49" w:name="declaración-y-uso-de-ia"/>
+    <w:p>
+      <w:pPr>
+        <w:pStyle w:val="Heading4"/>
+      </w:pPr>
+      <w:r>
+        <w:t xml:space="preserve">Declaración y uso de IA</w:t>
+      </w:r>
+    </w:p>
+    <w:p>
+      <w:pPr>
+        <w:pStyle w:val="FirstParagraph"/>
+      </w:pPr>
+      <w:r>
+        <w:t xml:space="preserve">Para la elaboración de este trabajo se utilizó Claude Opus, de Anthropic, como herramienta de apoyo en el desarrollo y la revisión del código, así como en la redacción del documento final. Su uso fue complementario y no sustituyó el criterio académico de los autores. El análisis, la interpretación de los resultados y la formulación de las conclusiones corresponden a los autores, quienes asumen la responsabilidad íntegra sobre la revisión, la exactitud y la integridad académica del contenido final.</w:t>
+      </w:r>
+    </w:p>
+    <w:bookmarkEnd w:id="49"/>
+    <w:bookmarkEnd w:id="50"/>
+    <w:bookmarkEnd w:id="51"/>
     <w:sectPr>
       <w:pgSz w:h="16838" w:w="11906"/>
-      <w:pgMar w:bottom="964" w:footer="567" w:gutter="0" w:header="567" w:left="907" w:right="907" w:top="964"/>
+      <w:pgMar w:bottom="1247" w:footer="680" w:gutter="0" w:header="680" w:left="1417" w:right="1417" w:top="1417"/>
     </w:sectPr>
   </w:body>
 </w:document>
@@ -3004,8 +2846,9 @@
     <w:name w:val="Normal"/>
     <w:qFormat/>
     <w:rPr>
-      <w:rFonts w:ascii="Calibri" w:hAnsi="Calibri"/>
-      <w:sz w:val="21"/>
+      <w:rFonts w:ascii="Aptos" w:hAnsi="Aptos"/>
+      <w:color w:val="000000"/>
+      <w:sz w:val="22"/>
     </w:rPr>
   </w:style>
   <w:style w:styleId="BodyText" w:type="paragraph">
@@ -3013,12 +2856,14 @@
     <w:basedOn w:val="Normal"/>
     <w:link w:val="BodyTextChar"/>
     <w:pPr>
-      <w:spacing w:after="180" w:before="180"/>
+      <w:spacing w:after="160" w:before="180" w:line="276" w:lineRule="auto"/>
+      <w:jc w:val="both"/>
     </w:pPr>
     <w:qFormat/>
     <w:rPr>
-      <w:rFonts w:ascii="Calibri" w:hAnsi="Calibri"/>
-      <w:sz w:val="21"/>
+      <w:rFonts w:ascii="Aptos" w:hAnsi="Aptos"/>
+      <w:color w:val="000000"/>
+      <w:sz w:val="22"/>
     </w:rPr>
   </w:style>
   <w:style w:customStyle="1" w:styleId="FirstParagraph" w:type="paragraph">
@@ -3026,9 +2871,14 @@
     <w:basedOn w:val="BodyText"/>
     <w:next w:val="BodyText"/>
     <w:qFormat/>
-    <w:rPr>
-      <w:rFonts w:ascii="Calibri" w:hAnsi="Calibri"/>
-      <w:sz w:val="21"/>
+    <w:pPr>
+      <w:spacing w:after="160" w:line="276" w:lineRule="auto"/>
+      <w:jc w:val="both"/>
+    </w:pPr>
+    <w:rPr>
+      <w:rFonts w:ascii="Aptos" w:hAnsi="Aptos"/>
+      <w:color w:val="000000"/>
+      <w:sz w:val="22"/>
     </w:rPr>
   </w:style>
   <w:style w:customStyle="1" w:styleId="Compact" w:type="paragraph">
@@ -3036,11 +2886,13 @@
     <w:basedOn w:val="BodyText"/>
     <w:qFormat/>
     <w:pPr>
-      <w:spacing w:after="36" w:before="36"/>
+      <w:spacing w:after="160" w:before="36" w:line="276" w:lineRule="auto"/>
+      <w:jc w:val="both"/>
     </w:pPr>
     <w:rPr>
-      <w:rFonts w:ascii="Calibri" w:hAnsi="Calibri"/>
-      <w:sz w:val="21"/>
+      <w:rFonts w:ascii="Aptos" w:hAnsi="Aptos"/>
+      <w:color w:val="000000"/>
+      <w:sz w:val="22"/>
     </w:rPr>
   </w:style>
   <w:style w:styleId="Title" w:type="paragraph">
@@ -3055,11 +2907,12 @@
       <w:jc w:val="center"/>
     </w:pPr>
     <w:rPr>
-      <w:rFonts w:ascii="Calibri" w:asciiTheme="majorHAnsi" w:cstheme="majorBidi" w:eastAsiaTheme="majorEastAsia" w:hAnsi="Calibri" w:hAnsiTheme="majorHAnsi"/>
-      <w:b/>
+      <w:rFonts w:ascii="Aptos Display" w:asciiTheme="majorHAnsi" w:cstheme="majorBidi" w:eastAsiaTheme="majorEastAsia" w:hAnsi="Aptos Display" w:hAnsiTheme="majorHAnsi"/>
+      <w:b w:val="0"/>
       <w:bCs/>
-      <w:color w:val="0B3D91"/>
-      <w:sz w:val="44"/>
+      <w:i w:val="0"/>
+      <w:color w:val="000000"/>
+      <w:sz w:val="54"/>
       <w:szCs w:val="36"/>
     </w:rPr>
   </w:style>
@@ -3075,11 +2928,13 @@
       <w:jc w:val="center"/>
     </w:pPr>
     <w:rPr>
-      <w:rFonts w:ascii="Calibri" w:hAnsi="Calibri"/>
+      <w:rFonts w:ascii="Aptos" w:hAnsi="Aptos"/>
       <w:b w:val="0"/>
-      <w:color w:val="333333"/>
-      <w:sz w:val="26"/>
+      <w:i w:val="0"/>
+      <w:color w:val="595959"/>
+      <w:sz w:val="28"/>
       <w:szCs w:val="30"/>
+      <w:spacing w:val="20"/>
     </w:rPr>
   </w:style>
   <w:style w:customStyle="1" w:styleId="Author" w:type="paragraph">
@@ -3138,11 +2993,12 @@
       <w:outlineLvl w:val="0"/>
     </w:pPr>
     <w:rPr>
-      <w:rFonts w:ascii="Calibri" w:asciiTheme="majorHAnsi" w:cstheme="majorBidi" w:eastAsiaTheme="majorEastAsia" w:hAnsi="Calibri" w:hAnsiTheme="majorHAnsi"/>
-      <w:b/>
+      <w:rFonts w:ascii="Aptos Display" w:asciiTheme="majorHAnsi" w:cstheme="majorBidi" w:eastAsiaTheme="majorEastAsia" w:hAnsi="Aptos Display" w:hAnsiTheme="majorHAnsi"/>
+      <w:b w:val="0"/>
       <w:bCs/>
-      <w:color w:val="0B3D91"/>
-      <w:sz w:val="36"/>
+      <w:i w:val="0"/>
+      <w:color w:val="000000"/>
+      <w:sz w:val="54"/>
       <w:szCs w:val="32"/>
     </w:rPr>
   </w:style>
@@ -3160,11 +3016,12 @@
       <w:outlineLvl w:val="1"/>
     </w:pPr>
     <w:rPr>
-      <w:rFonts w:ascii="Calibri" w:asciiTheme="majorHAnsi" w:cstheme="majorBidi" w:eastAsiaTheme="majorEastAsia" w:hAnsi="Calibri" w:hAnsiTheme="majorHAnsi"/>
-      <w:b/>
+      <w:rFonts w:ascii="Aptos Display" w:asciiTheme="majorHAnsi" w:cstheme="majorBidi" w:eastAsiaTheme="majorEastAsia" w:hAnsi="Aptos Display" w:hAnsiTheme="majorHAnsi"/>
+      <w:b w:val="0"/>
       <w:bCs/>
-      <w:color w:val="0B3D91"/>
-      <w:sz w:val="28"/>
+      <w:i w:val="0"/>
+      <w:color w:val="0F4761"/>
+      <w:sz w:val="34"/>
       <w:szCs w:val="28"/>
     </w:rPr>
   </w:style>
@@ -3182,11 +3039,12 @@
       <w:outlineLvl w:val="2"/>
     </w:pPr>
     <w:rPr>
-      <w:rFonts w:ascii="Calibri" w:asciiTheme="majorHAnsi" w:cstheme="majorBidi" w:eastAsiaTheme="majorEastAsia" w:hAnsi="Calibri" w:hAnsiTheme="majorHAnsi"/>
-      <w:b/>
+      <w:rFonts w:ascii="Aptos Display" w:asciiTheme="majorHAnsi" w:cstheme="majorBidi" w:eastAsiaTheme="majorEastAsia" w:hAnsi="Aptos Display" w:hAnsiTheme="majorHAnsi"/>
+      <w:b w:val="0"/>
       <w:bCs/>
-      <w:color w:val="0B3D91"/>
-      <w:sz w:val="23"/>
+      <w:i w:val="0"/>
+      <w:color w:val="0F4761"/>
+      <w:sz w:val="27"/>
       <w:szCs w:val="24"/>
     </w:rPr>
   </w:style>
@@ -3204,13 +3062,14 @@
       <w:outlineLvl w:val="3"/>
     </w:pPr>
     <w:rPr>
-      <w:rFonts w:ascii="Calibri" w:asciiTheme="majorHAnsi" w:cstheme="majorBidi" w:eastAsiaTheme="majorEastAsia" w:hAnsi="Calibri" w:hAnsiTheme="majorHAnsi"/>
-      <w:i/>
-      <w:b/>
+      <w:rFonts w:ascii="Aptos" w:asciiTheme="majorHAnsi" w:cstheme="majorBidi" w:eastAsiaTheme="majorEastAsia" w:hAnsi="Aptos" w:hAnsiTheme="majorHAnsi"/>
+      <w:i w:val="0"/>
+      <w:b w:val="0"/>
       <w:bCs/>
-      <w:color w:val="0B3D91"/>
-      <w:sz w:val="21"/>
+      <w:color w:val="595959"/>
+      <w:sz w:val="24"/>
       <w:szCs w:val="24"/>
+      <w:spacing w:val="20"/>
     </w:rPr>
   </w:style>
   <w:style w:styleId="Heading5" w:type="paragraph">
@@ -3430,7 +3289,7 @@
     <w:basedOn w:val="BodyTextChar"/>
     <w:rPr>
       <w:rFonts w:ascii="Consolas" w:hAnsi="Consolas"/>
-      <w:sz w:val="17"/>
+      <w:sz w:val="22"/>
     </w:rPr>
   </w:style>
   <w:style w:customStyle="1" w:styleId="SectionNumber" w:type="character">

--- a/actividades/03-relaciona-photoshop-mejoramiento/Photoshop_Mejoramiento_de_imagenes.docx
+++ b/actividades/03-relaciona-photoshop-mejoramiento/Photoshop_Mejoramiento_de_imagenes.docx
@@ -2931,7 +2931,7 @@
       <w:rFonts w:ascii="Aptos" w:hAnsi="Aptos"/>
       <w:b w:val="0"/>
       <w:i w:val="0"/>
-      <w:color w:val="595959"/>
+      <w:color w:val="000000"/>
       <w:sz w:val="28"/>
       <w:szCs w:val="30"/>
       <w:spacing w:val="20"/>
@@ -3020,7 +3020,7 @@
       <w:b w:val="0"/>
       <w:bCs/>
       <w:i w:val="0"/>
-      <w:color w:val="0F4761"/>
+      <w:color w:val="000000"/>
       <w:sz w:val="34"/>
       <w:szCs w:val="28"/>
     </w:rPr>
@@ -3043,7 +3043,7 @@
       <w:b w:val="0"/>
       <w:bCs/>
       <w:i w:val="0"/>
-      <w:color w:val="0F4761"/>
+      <w:color w:val="000000"/>
       <w:sz w:val="27"/>
       <w:szCs w:val="24"/>
     </w:rPr>
@@ -3066,7 +3066,7 @@
       <w:i w:val="0"/>
       <w:b w:val="0"/>
       <w:bCs/>
-      <w:color w:val="595959"/>
+      <w:color w:val="000000"/>
       <w:sz w:val="24"/>
       <w:szCs w:val="24"/>
       <w:spacing w:val="20"/>
